--- a/informes/informe_seguimiento_jose_maria_moncloa_audi_2026-04.docx
+++ b/informes/informe_seguimiento_jose_maria_moncloa_audi_2026-04.docx
@@ -32,7 +32,7 @@
           <w:color w:val="888888"/>
           <w:sz w:val="20"/>
         </w:rPr>
-        <w:t>Fecha: 06/05/2026</w:t>
+        <w:t>Fecha: 07/05/2026</w:t>
       </w:r>
     </w:p>
     <w:p/>
@@ -357,15 +357,16 @@
         <w:tblLook w:firstColumn="1" w:firstRow="1" w:lastColumn="0" w:lastRow="0" w:noHBand="0" w:noVBand="1" w:val="04A0"/>
       </w:tblPr>
       <w:tblGrid>
-        <w:gridCol w:w="2257"/>
-        <w:gridCol w:w="2257"/>
-        <w:gridCol w:w="2257"/>
-        <w:gridCol w:w="2257"/>
+        <w:gridCol w:w="1806"/>
+        <w:gridCol w:w="1806"/>
+        <w:gridCol w:w="1806"/>
+        <w:gridCol w:w="1806"/>
+        <w:gridCol w:w="1806"/>
       </w:tblGrid>
       <w:tr>
         <w:tc>
           <w:tcPr>
-            <w:tcW w:type="dxa" w:w="2257"/>
+            <w:tcW w:type="dxa" w:w="1806"/>
           </w:tcPr>
           <w:p>
             <w:r>
@@ -378,7 +379,7 @@
         </w:tc>
         <w:tc>
           <w:tcPr>
-            <w:tcW w:type="dxa" w:w="2257"/>
+            <w:tcW w:type="dxa" w:w="1806"/>
           </w:tcPr>
           <w:p>
             <w:r>
@@ -391,7 +392,7 @@
         </w:tc>
         <w:tc>
           <w:tcPr>
-            <w:tcW w:type="dxa" w:w="2257"/>
+            <w:tcW w:type="dxa" w:w="1806"/>
           </w:tcPr>
           <w:p>
             <w:r>
@@ -404,7 +405,20 @@
         </w:tc>
         <w:tc>
           <w:tcPr>
-            <w:tcW w:type="dxa" w:w="2257"/>
+            <w:tcW w:type="dxa" w:w="1806"/>
+          </w:tcPr>
+          <w:p>
+            <w:r>
+              <w:rPr>
+                <w:b/>
+              </w:rPr>
+              <w:t>Observaciones</w:t>
+            </w:r>
+          </w:p>
+        </w:tc>
+        <w:tc>
+          <w:tcPr>
+            <w:tcW w:type="dxa" w:w="1806"/>
           </w:tcPr>
           <w:p>
             <w:r>
@@ -419,7 +433,7 @@
       <w:tr>
         <w:tc>
           <w:tcPr>
-            <w:tcW w:type="dxa" w:w="2257"/>
+            <w:tcW w:type="dxa" w:w="1806"/>
           </w:tcPr>
           <w:p>
             <w:r>
@@ -429,7 +443,7 @@
         </w:tc>
         <w:tc>
           <w:tcPr>
-            <w:tcW w:type="dxa" w:w="2257"/>
+            <w:tcW w:type="dxa" w:w="1806"/>
           </w:tcPr>
           <w:p>
             <w:r/>
@@ -437,7 +451,7 @@
         </w:tc>
         <w:tc>
           <w:tcPr>
-            <w:tcW w:type="dxa" w:w="2257"/>
+            <w:tcW w:type="dxa" w:w="1806"/>
           </w:tcPr>
           <w:p>
             <w:r/>
@@ -445,7 +459,15 @@
         </w:tc>
         <w:tc>
           <w:tcPr>
-            <w:tcW w:type="dxa" w:w="2257"/>
+            <w:tcW w:type="dxa" w:w="1806"/>
+          </w:tcPr>
+          <w:p>
+            <w:r/>
+          </w:p>
+        </w:tc>
+        <w:tc>
+          <w:tcPr>
+            <w:tcW w:type="dxa" w:w="1806"/>
           </w:tcPr>
           <w:p>
             <w:r/>
@@ -455,7 +477,7 @@
       <w:tr>
         <w:tc>
           <w:tcPr>
-            <w:tcW w:type="dxa" w:w="2257"/>
+            <w:tcW w:type="dxa" w:w="1806"/>
           </w:tcPr>
           <w:p>
             <w:r>
@@ -465,7 +487,7 @@
         </w:tc>
         <w:tc>
           <w:tcPr>
-            <w:tcW w:type="dxa" w:w="2257"/>
+            <w:tcW w:type="dxa" w:w="1806"/>
           </w:tcPr>
           <w:p>
             <w:r/>
@@ -473,7 +495,7 @@
         </w:tc>
         <w:tc>
           <w:tcPr>
-            <w:tcW w:type="dxa" w:w="2257"/>
+            <w:tcW w:type="dxa" w:w="1806"/>
           </w:tcPr>
           <w:p>
             <w:r/>
@@ -481,7 +503,15 @@
         </w:tc>
         <w:tc>
           <w:tcPr>
-            <w:tcW w:type="dxa" w:w="2257"/>
+            <w:tcW w:type="dxa" w:w="1806"/>
+          </w:tcPr>
+          <w:p>
+            <w:r/>
+          </w:p>
+        </w:tc>
+        <w:tc>
+          <w:tcPr>
+            <w:tcW w:type="dxa" w:w="1806"/>
           </w:tcPr>
           <w:p>
             <w:r/>
@@ -491,7 +521,7 @@
       <w:tr>
         <w:tc>
           <w:tcPr>
-            <w:tcW w:type="dxa" w:w="2257"/>
+            <w:tcW w:type="dxa" w:w="1806"/>
           </w:tcPr>
           <w:p>
             <w:r>
@@ -501,7 +531,7 @@
         </w:tc>
         <w:tc>
           <w:tcPr>
-            <w:tcW w:type="dxa" w:w="2257"/>
+            <w:tcW w:type="dxa" w:w="1806"/>
           </w:tcPr>
           <w:p>
             <w:r/>
@@ -509,7 +539,7 @@
         </w:tc>
         <w:tc>
           <w:tcPr>
-            <w:tcW w:type="dxa" w:w="2257"/>
+            <w:tcW w:type="dxa" w:w="1806"/>
           </w:tcPr>
           <w:p>
             <w:r/>
@@ -517,7 +547,15 @@
         </w:tc>
         <w:tc>
           <w:tcPr>
-            <w:tcW w:type="dxa" w:w="2257"/>
+            <w:tcW w:type="dxa" w:w="1806"/>
+          </w:tcPr>
+          <w:p>
+            <w:r/>
+          </w:p>
+        </w:tc>
+        <w:tc>
+          <w:tcPr>
+            <w:tcW w:type="dxa" w:w="1806"/>
           </w:tcPr>
           <w:p>
             <w:r/>
@@ -527,7 +565,7 @@
       <w:tr>
         <w:tc>
           <w:tcPr>
-            <w:tcW w:type="dxa" w:w="2257"/>
+            <w:tcW w:type="dxa" w:w="1806"/>
           </w:tcPr>
           <w:p>
             <w:r>
@@ -537,7 +575,7 @@
         </w:tc>
         <w:tc>
           <w:tcPr>
-            <w:tcW w:type="dxa" w:w="2257"/>
+            <w:tcW w:type="dxa" w:w="1806"/>
           </w:tcPr>
           <w:p>
             <w:r/>
@@ -545,7 +583,7 @@
         </w:tc>
         <w:tc>
           <w:tcPr>
-            <w:tcW w:type="dxa" w:w="2257"/>
+            <w:tcW w:type="dxa" w:w="1806"/>
           </w:tcPr>
           <w:p>
             <w:r/>
@@ -553,7 +591,15 @@
         </w:tc>
         <w:tc>
           <w:tcPr>
-            <w:tcW w:type="dxa" w:w="2257"/>
+            <w:tcW w:type="dxa" w:w="1806"/>
+          </w:tcPr>
+          <w:p>
+            <w:r/>
+          </w:p>
+        </w:tc>
+        <w:tc>
+          <w:tcPr>
+            <w:tcW w:type="dxa" w:w="1806"/>
           </w:tcPr>
           <w:p>
             <w:r/>
@@ -563,7 +609,7 @@
       <w:tr>
         <w:tc>
           <w:tcPr>
-            <w:tcW w:type="dxa" w:w="2257"/>
+            <w:tcW w:type="dxa" w:w="1806"/>
           </w:tcPr>
           <w:p>
             <w:r>
@@ -573,7 +619,7 @@
         </w:tc>
         <w:tc>
           <w:tcPr>
-            <w:tcW w:type="dxa" w:w="2257"/>
+            <w:tcW w:type="dxa" w:w="1806"/>
           </w:tcPr>
           <w:p>
             <w:r/>
@@ -581,7 +627,7 @@
         </w:tc>
         <w:tc>
           <w:tcPr>
-            <w:tcW w:type="dxa" w:w="2257"/>
+            <w:tcW w:type="dxa" w:w="1806"/>
           </w:tcPr>
           <w:p>
             <w:r/>
@@ -589,7 +635,15 @@
         </w:tc>
         <w:tc>
           <w:tcPr>
-            <w:tcW w:type="dxa" w:w="2257"/>
+            <w:tcW w:type="dxa" w:w="1806"/>
+          </w:tcPr>
+          <w:p>
+            <w:r/>
+          </w:p>
+        </w:tc>
+        <w:tc>
+          <w:tcPr>
+            <w:tcW w:type="dxa" w:w="1806"/>
           </w:tcPr>
           <w:p>
             <w:r/>
@@ -599,7 +653,7 @@
       <w:tr>
         <w:tc>
           <w:tcPr>
-            <w:tcW w:type="dxa" w:w="2257"/>
+            <w:tcW w:type="dxa" w:w="1806"/>
           </w:tcPr>
           <w:p>
             <w:r>
@@ -609,7 +663,7 @@
         </w:tc>
         <w:tc>
           <w:tcPr>
-            <w:tcW w:type="dxa" w:w="2257"/>
+            <w:tcW w:type="dxa" w:w="1806"/>
           </w:tcPr>
           <w:p>
             <w:r/>
@@ -617,7 +671,7 @@
         </w:tc>
         <w:tc>
           <w:tcPr>
-            <w:tcW w:type="dxa" w:w="2257"/>
+            <w:tcW w:type="dxa" w:w="1806"/>
           </w:tcPr>
           <w:p>
             <w:r/>
@@ -625,7 +679,15 @@
         </w:tc>
         <w:tc>
           <w:tcPr>
-            <w:tcW w:type="dxa" w:w="2257"/>
+            <w:tcW w:type="dxa" w:w="1806"/>
+          </w:tcPr>
+          <w:p>
+            <w:r/>
+          </w:p>
+        </w:tc>
+        <w:tc>
+          <w:tcPr>
+            <w:tcW w:type="dxa" w:w="1806"/>
           </w:tcPr>
           <w:p>
             <w:r/>
@@ -635,7 +697,7 @@
       <w:tr>
         <w:tc>
           <w:tcPr>
-            <w:tcW w:type="dxa" w:w="2257"/>
+            <w:tcW w:type="dxa" w:w="1806"/>
           </w:tcPr>
           <w:p>
             <w:r>
@@ -645,7 +707,7 @@
         </w:tc>
         <w:tc>
           <w:tcPr>
-            <w:tcW w:type="dxa" w:w="2257"/>
+            <w:tcW w:type="dxa" w:w="1806"/>
           </w:tcPr>
           <w:p>
             <w:r/>
@@ -653,7 +715,7 @@
         </w:tc>
         <w:tc>
           <w:tcPr>
-            <w:tcW w:type="dxa" w:w="2257"/>
+            <w:tcW w:type="dxa" w:w="1806"/>
           </w:tcPr>
           <w:p>
             <w:r/>
@@ -661,7 +723,15 @@
         </w:tc>
         <w:tc>
           <w:tcPr>
-            <w:tcW w:type="dxa" w:w="2257"/>
+            <w:tcW w:type="dxa" w:w="1806"/>
+          </w:tcPr>
+          <w:p>
+            <w:r/>
+          </w:p>
+        </w:tc>
+        <w:tc>
+          <w:tcPr>
+            <w:tcW w:type="dxa" w:w="1806"/>
           </w:tcPr>
           <w:p>
             <w:r/>
@@ -671,7 +741,7 @@
       <w:tr>
         <w:tc>
           <w:tcPr>
-            <w:tcW w:type="dxa" w:w="2257"/>
+            <w:tcW w:type="dxa" w:w="1806"/>
           </w:tcPr>
           <w:p>
             <w:r>
@@ -681,7 +751,7 @@
         </w:tc>
         <w:tc>
           <w:tcPr>
-            <w:tcW w:type="dxa" w:w="2257"/>
+            <w:tcW w:type="dxa" w:w="1806"/>
           </w:tcPr>
           <w:p>
             <w:r/>
@@ -689,7 +759,7 @@
         </w:tc>
         <w:tc>
           <w:tcPr>
-            <w:tcW w:type="dxa" w:w="2257"/>
+            <w:tcW w:type="dxa" w:w="1806"/>
           </w:tcPr>
           <w:p>
             <w:r/>
@@ -697,7 +767,15 @@
         </w:tc>
         <w:tc>
           <w:tcPr>
-            <w:tcW w:type="dxa" w:w="2257"/>
+            <w:tcW w:type="dxa" w:w="1806"/>
+          </w:tcPr>
+          <w:p>
+            <w:r/>
+          </w:p>
+        </w:tc>
+        <w:tc>
+          <w:tcPr>
+            <w:tcW w:type="dxa" w:w="1806"/>
           </w:tcPr>
           <w:p>
             <w:r/>
@@ -707,7 +785,7 @@
       <w:tr>
         <w:tc>
           <w:tcPr>
-            <w:tcW w:type="dxa" w:w="2257"/>
+            <w:tcW w:type="dxa" w:w="1806"/>
           </w:tcPr>
           <w:p>
             <w:r>
@@ -717,7 +795,7 @@
         </w:tc>
         <w:tc>
           <w:tcPr>
-            <w:tcW w:type="dxa" w:w="2257"/>
+            <w:tcW w:type="dxa" w:w="1806"/>
           </w:tcPr>
           <w:p>
             <w:r/>
@@ -725,7 +803,7 @@
         </w:tc>
         <w:tc>
           <w:tcPr>
-            <w:tcW w:type="dxa" w:w="2257"/>
+            <w:tcW w:type="dxa" w:w="1806"/>
           </w:tcPr>
           <w:p>
             <w:r/>
@@ -733,7 +811,15 @@
         </w:tc>
         <w:tc>
           <w:tcPr>
-            <w:tcW w:type="dxa" w:w="2257"/>
+            <w:tcW w:type="dxa" w:w="1806"/>
+          </w:tcPr>
+          <w:p>
+            <w:r/>
+          </w:p>
+        </w:tc>
+        <w:tc>
+          <w:tcPr>
+            <w:tcW w:type="dxa" w:w="1806"/>
           </w:tcPr>
           <w:p>
             <w:r/>
@@ -743,7 +829,7 @@
       <w:tr>
         <w:tc>
           <w:tcPr>
-            <w:tcW w:type="dxa" w:w="2257"/>
+            <w:tcW w:type="dxa" w:w="1806"/>
           </w:tcPr>
           <w:p>
             <w:r>
@@ -753,7 +839,7 @@
         </w:tc>
         <w:tc>
           <w:tcPr>
-            <w:tcW w:type="dxa" w:w="2257"/>
+            <w:tcW w:type="dxa" w:w="1806"/>
           </w:tcPr>
           <w:p>
             <w:r/>
@@ -761,7 +847,7 @@
         </w:tc>
         <w:tc>
           <w:tcPr>
-            <w:tcW w:type="dxa" w:w="2257"/>
+            <w:tcW w:type="dxa" w:w="1806"/>
           </w:tcPr>
           <w:p>
             <w:r/>
@@ -769,7 +855,15 @@
         </w:tc>
         <w:tc>
           <w:tcPr>
-            <w:tcW w:type="dxa" w:w="2257"/>
+            <w:tcW w:type="dxa" w:w="1806"/>
+          </w:tcPr>
+          <w:p>
+            <w:r/>
+          </w:p>
+        </w:tc>
+        <w:tc>
+          <w:tcPr>
+            <w:tcW w:type="dxa" w:w="1806"/>
           </w:tcPr>
           <w:p>
             <w:r/>
@@ -779,7 +873,7 @@
       <w:tr>
         <w:tc>
           <w:tcPr>
-            <w:tcW w:type="dxa" w:w="2257"/>
+            <w:tcW w:type="dxa" w:w="1806"/>
           </w:tcPr>
           <w:p>
             <w:r>
@@ -789,7 +883,7 @@
         </w:tc>
         <w:tc>
           <w:tcPr>
-            <w:tcW w:type="dxa" w:w="2257"/>
+            <w:tcW w:type="dxa" w:w="1806"/>
           </w:tcPr>
           <w:p>
             <w:r/>
@@ -797,7 +891,7 @@
         </w:tc>
         <w:tc>
           <w:tcPr>
-            <w:tcW w:type="dxa" w:w="2257"/>
+            <w:tcW w:type="dxa" w:w="1806"/>
           </w:tcPr>
           <w:p>
             <w:r/>
@@ -805,7 +899,15 @@
         </w:tc>
         <w:tc>
           <w:tcPr>
-            <w:tcW w:type="dxa" w:w="2257"/>
+            <w:tcW w:type="dxa" w:w="1806"/>
+          </w:tcPr>
+          <w:p>
+            <w:r/>
+          </w:p>
+        </w:tc>
+        <w:tc>
+          <w:tcPr>
+            <w:tcW w:type="dxa" w:w="1806"/>
           </w:tcPr>
           <w:p>
             <w:r/>
@@ -815,7 +917,7 @@
       <w:tr>
         <w:tc>
           <w:tcPr>
-            <w:tcW w:type="dxa" w:w="2257"/>
+            <w:tcW w:type="dxa" w:w="1806"/>
           </w:tcPr>
           <w:p>
             <w:r>
@@ -825,7 +927,7 @@
         </w:tc>
         <w:tc>
           <w:tcPr>
-            <w:tcW w:type="dxa" w:w="2257"/>
+            <w:tcW w:type="dxa" w:w="1806"/>
           </w:tcPr>
           <w:p>
             <w:r/>
@@ -833,7 +935,7 @@
         </w:tc>
         <w:tc>
           <w:tcPr>
-            <w:tcW w:type="dxa" w:w="2257"/>
+            <w:tcW w:type="dxa" w:w="1806"/>
           </w:tcPr>
           <w:p>
             <w:r/>
@@ -841,7 +943,15 @@
         </w:tc>
         <w:tc>
           <w:tcPr>
-            <w:tcW w:type="dxa" w:w="2257"/>
+            <w:tcW w:type="dxa" w:w="1806"/>
+          </w:tcPr>
+          <w:p>
+            <w:r/>
+          </w:p>
+        </w:tc>
+        <w:tc>
+          <w:tcPr>
+            <w:tcW w:type="dxa" w:w="1806"/>
           </w:tcPr>
           <w:p>
             <w:r/>

--- a/informes/informe_seguimiento_jose_maria_moncloa_audi_2026-04.docx
+++ b/informes/informe_seguimiento_jose_maria_moncloa_audi_2026-04.docx
@@ -280,7 +280,62 @@
     </w:p>
     <w:p>
       <w:r>
-        <w:t>Sin datos registrados</w:t>
+        <w:t>Moncloa Audi (31523 AU) — Audi Service</w:t>
+      </w:r>
+    </w:p>
+    <w:p>
+      <w:r>
+        <w:t>Total: 4/8 puntos</w:t>
+      </w:r>
+    </w:p>
+    <w:p>
+      <w:r>
+        <w:rPr>
+          <w:b/>
+          <w:color w:val="1A7A3C"/>
+        </w:rPr>
+        <w:t>Puntos positivos</w:t>
+      </w:r>
+    </w:p>
+    <w:p>
+      <w:pPr>
+        <w:pStyle w:val="ListBullet"/>
+      </w:pPr>
+      <w:r>
+        <w:t>Medidas de Servicio (EC28): 0,00% — 2/2 pts  |  Referencia: 0pts &gt;5% | 1pt ≤5% | 2pts ≤1%</w:t>
+      </w:r>
+    </w:p>
+    <w:p>
+      <w:r>
+        <w:rPr>
+          <w:b/>
+          <w:color w:val="C0392B"/>
+        </w:rPr>
+        <w:t>Puntos a mejorar</w:t>
+      </w:r>
+    </w:p>
+    <w:p>
+      <w:pPr>
+        <w:pStyle w:val="ListBullet"/>
+      </w:pPr>
+      <w:r>
+        <w:t>Satisfacción General (CEM Q4): 4,77 — 1/2 pts  |  Referencia: 0pts &lt;4,60 | 1pt ≥4,60 | 2pts ≥4,80</w:t>
+      </w:r>
+    </w:p>
+    <w:p>
+      <w:pPr>
+        <w:pStyle w:val="ListBullet"/>
+      </w:pPr>
+      <w:r>
+        <w:t>Información Proceso (TRS): 60,00% — 0/2 pts  |  Referencia: 0pts &lt;80% | 1pt ≥80% | 2pts ≥90%</w:t>
+      </w:r>
+    </w:p>
+    <w:p>
+      <w:pPr>
+        <w:pStyle w:val="ListBullet"/>
+      </w:pPr>
+      <w:r>
+        <w:t>Conectividad Posventa: 40,74% — 1/2 pts  |  Referencia: 0pts &lt;25% | 1pt ≥25% | 2pts ≥45%</w:t>
       </w:r>
     </w:p>
     <w:p/>
